--- a/public/resume/geo-gabaisen-resume-public.docx
+++ b/public/resume/geo-gabaisen-resume-public.docx
@@ -645,12 +645,54 @@
           <w:right w:val="nil"/>
           <w:between w:val="nil"/>
         </w:pBdr>
-        <w:spacing w:line="228" w:lineRule="auto"/>
+        <w:spacing w:line="252" w:lineRule="auto"/>
         <w:rPr>
           <w:rFonts w:ascii="Garamond" w:eastAsia="Garamond" w:hAnsi="Garamond" w:cs="Garamond"/>
           <w:color w:val="000000"/>
           <w:sz w:val="20"/>
           <w:szCs w:val="20"/>
+          <w:lang w:val="en-PH"/>
+        </w:rPr>
+      </w:pPr>
+      <w:r>
+        <w:rPr>
+          <w:rFonts w:ascii="Garamond" w:eastAsia="Garamond" w:hAnsi="Garamond" w:cs="Garamond"/>
+          <w:color w:val="000000"/>
+          <w:sz w:val="20"/>
+          <w:szCs w:val="20"/>
+        </w:rPr>
+        <w:t xml:space="preserve">Portfolio: </w:t>
+      </w:r>
+      <w:hyperlink r:id="rId14">
+        <w:r>
+          <w:rPr>
+            <w:rFonts w:ascii="Garamond" w:eastAsia="Garamond" w:hAnsi="Garamond" w:cs="Garamond"/>
+            <w:color w:val="000000"/>
+            <w:sz w:val="20"/>
+            <w:szCs w:val="20"/>
+            <w:color w:val="0000FF"/>
+            <w:u w:val="single"/>
+          </w:rPr>
+          <w:t>https://geoceff.github.io/portfolio-website-public/</w:t>
+        </w:r>
+      </w:hyperlink>
+    </w:p>
+    <w:p>
+      <w:pPr>
+        <w:widowControl w:val="0"/>
+        <w:pBdr>
+          <w:top w:val="nil"/>
+          <w:left w:val="nil"/>
+          <w:bottom w:val="nil"/>
+          <w:right w:val="nil"/>
+          <w:between w:val="nil"/>
+        </w:pBdr>
+        <w:spacing w:line="228" w:lineRule="auto"/>
+        <w:rPr>
+          <w:rFonts w:ascii="Garamond" w:eastAsia="Garamond" w:hAnsi="Garamond" w:cs="Garamond"/>
+          <w:color w:val="000000"/>
+          <w:sz w:val="20"/>
+          <w:szCs w:val="20"/>
         </w:rPr>
       </w:pPr>
       <w:r>
@@ -658,7 +700,7 @@
           <w:rFonts w:ascii="Garamond" w:hAnsi="Garamond"/>
           <w:sz w:val="19"/>
         </w:rPr>
-        <w:t>Languages/Tools: Python, C, C++, JavaScript, TypeScript, React, Next.js, Godot, Git/GitHub</w:t>
+        <w:t>Languages/Tools: Python, C/C++, JavaScript/TypeScript, React/Next.js, React Native/Expo, Godot, Git/GitHub, Docker, Burp Suite, Wireshark</w:t>
       </w:r>
     </w:p>
     <w:p>
@@ -1214,6 +1256,10 @@
           <w:lang w:val="en-PH"/>
         </w:rPr>
       </w:pPr>
+      <w:proofErr w:type="spellStart"/>
+      <w:proofErr w:type="spellEnd"/>
+      <w:proofErr w:type="spellStart"/>
+      <w:proofErr w:type="spellEnd"/>
       <w:r>
         <w:rPr>
           <w:rFonts w:ascii="Garamond" w:hAnsi="Garamond"/>
@@ -1221,7 +1267,7 @@
           <w:sz w:val="22"/>
           <w:szCs w:val="22"/>
         </w:rPr>
-        <w:t>Python Automation Toolkit</w:t>
+        <w:t>Philippine Demographic Mapper</w:t>
       </w:r>
       <w:r>
         <w:rPr>
@@ -1236,43 +1282,7 @@
           <w:sz w:val="18"/>
           <w:szCs w:val="28"/>
         </w:rPr>
-        <w:t xml:space="preserve">CLI toolkit for file organization, CSV sales reports, and timestamped ZIP backups with </w:t>
-      </w:r>
-      <w:proofErr w:type="spellStart"/>
-      <w:r>
-        <w:rPr>
-          <w:rFonts w:ascii="Garamond" w:hAnsi="Garamond"/>
-          <w:sz w:val="18"/>
-          <w:szCs w:val="28"/>
-        </w:rPr>
-        <w:t>argparse</w:t>
-      </w:r>
-      <w:proofErr w:type="spellEnd"/>
-      <w:r>
-        <w:rPr>
-          <w:rFonts w:ascii="Garamond" w:hAnsi="Garamond"/>
-          <w:sz w:val="18"/>
-          <w:szCs w:val="28"/>
-        </w:rPr>
-        <w:t xml:space="preserve">, </w:t>
-      </w:r>
-      <w:proofErr w:type="spellStart"/>
-      <w:r>
-        <w:rPr>
-          <w:rFonts w:ascii="Garamond" w:hAnsi="Garamond"/>
-          <w:sz w:val="18"/>
-          <w:szCs w:val="28"/>
-        </w:rPr>
-        <w:t>unittest</w:t>
-      </w:r>
-      <w:proofErr w:type="spellEnd"/>
-      <w:r>
-        <w:rPr>
-          <w:rFonts w:ascii="Garamond" w:hAnsi="Garamond"/>
-          <w:sz w:val="18"/>
-          <w:szCs w:val="28"/>
-        </w:rPr>
-        <w:t xml:space="preserve"> coverage, GitHub Actions CI, sample data, and learning notes.</w:t>
+        <w:t>Local-first choropleth studio with PSGC-coded CSV joins, match validation, palette controls, and export-ready PNG/SVG maps.</w:t>
       </w:r>
     </w:p>
     <w:p>
@@ -1297,6 +1307,10 @@
           <w:lang w:val="en-PH"/>
         </w:rPr>
       </w:pPr>
+      <w:proofErr w:type="spellStart"/>
+      <w:proofErr w:type="spellEnd"/>
+      <w:proofErr w:type="spellStart"/>
+      <w:proofErr w:type="spellEnd"/>
       <w:r>
         <w:rPr>
           <w:rFonts w:ascii="Garamond" w:hAnsi="Garamond"/>
@@ -1312,43 +1326,7 @@
           <w:sz w:val="18"/>
           <w:szCs w:val="28"/>
         </w:rPr>
-        <w:t xml:space="preserve">Python, </w:t>
-      </w:r>
-      <w:proofErr w:type="spellStart"/>
-      <w:r>
-        <w:rPr>
-          <w:rFonts w:ascii="Garamond" w:hAnsi="Garamond"/>
-          <w:sz w:val="18"/>
-          <w:szCs w:val="28"/>
-        </w:rPr>
-        <w:t>argparse</w:t>
-      </w:r>
-      <w:proofErr w:type="spellEnd"/>
-      <w:r>
-        <w:rPr>
-          <w:rFonts w:ascii="Garamond" w:hAnsi="Garamond"/>
-          <w:sz w:val="18"/>
-          <w:szCs w:val="28"/>
-        </w:rPr>
-        <w:t xml:space="preserve">, </w:t>
-      </w:r>
-      <w:proofErr w:type="spellStart"/>
-      <w:r>
-        <w:rPr>
-          <w:rFonts w:ascii="Garamond" w:hAnsi="Garamond"/>
-          <w:sz w:val="18"/>
-          <w:szCs w:val="28"/>
-        </w:rPr>
-        <w:t>unittest</w:t>
-      </w:r>
-      <w:proofErr w:type="spellEnd"/>
-      <w:r>
-        <w:rPr>
-          <w:rFonts w:ascii="Garamond" w:hAnsi="Garamond"/>
-          <w:sz w:val="18"/>
-          <w:szCs w:val="28"/>
-        </w:rPr>
-        <w:t>, GitHub Actions</w:t>
+        <w:t>JavaScript, GeoJSON, PSGC, SVG, Data Validation</w:t>
       </w:r>
     </w:p>
     <w:p>
@@ -1397,7 +1375,7 @@
           <w:sz w:val="22"/>
           <w:szCs w:val="22"/>
         </w:rPr>
-        <w:t>Projectile Motion Web App</w:t>
+        <w:t>FinanceFlow Mobile</w:t>
       </w:r>
       <w:r>
         <w:rPr>
@@ -1413,7 +1391,7 @@
           <w:sz w:val="18"/>
           <w:szCs w:val="28"/>
         </w:rPr>
-        <w:t>Interactive JavaScript physics app comparing projectile motion with and without air resistance using adjustable parameters and dynamic charts.</w:t>
+        <w:t>Offline-first personal finance app with local SQLite storage, transaction flows, budgets, analytics, backup export, and optional app lock.</w:t>
       </w:r>
     </w:p>
     <w:p>
@@ -1449,7 +1427,7 @@
           <w:sz w:val="18"/>
           <w:szCs w:val="28"/>
         </w:rPr>
-        <w:t>JavaScript, HTML, CSS</w:t>
+        <w:t>Expo, React Native, TypeScript, SQLite, SecureStore</w:t>
       </w:r>
     </w:p>
     <w:p>
@@ -1801,7 +1779,7 @@
           <w:color w:val="000000"/>
           <w:lang w:val="en-PH"/>
         </w:rPr>
-        <w:t xml:space="preserve">Global Consumer Intelligence (GCI </w:t>
+        <w:t xml:space="preserve">GCI </w:t>
       </w:r>
       <w:proofErr w:type="gramStart"/>
       <w:r>
@@ -1812,7 +1790,7 @@
           <w:color w:val="000000"/>
           <w:lang w:val="en-PH"/>
         </w:rPr>
-        <w:t>Global)</w:t>
+        <w:t>World</w:t>
       </w:r>
       <w:r>
         <w:rPr>
@@ -1871,7 +1849,7 @@
           <w:color w:val="000000"/>
           <w:lang w:val="en-PH"/>
         </w:rPr>
-        <w:t>April 2026 – July 2026</w:t>
+        <w:t>Sep 2026 - Dec 2026</w:t>
       </w:r>
       <w:r>
         <w:rPr>
@@ -1957,7 +1935,7 @@
           <w:color w:val="000000"/>
           <w:lang w:val="en-PH"/>
         </w:rPr>
-        <w:t>Matsuo–Iwasawa Laboratory, The University of Tokyo</w:t>
+        <w:t>Matsuo-Iwasawa Laboratory, The University of Tokyo</w:t>
       </w:r>
     </w:p>
     <w:p>
@@ -1995,7 +1973,7 @@
           <w:szCs w:val="18"/>
           <w:lang w:val="en-PH"/>
         </w:rPr>
-        <w:t xml:space="preserve">Participating in an international data science program (~22,000 learners, 30+ countries) </w:t>
+        <w:t>Completing coursework in NumPy, pandas, visualization, model evaluation, feature engineering, marketing analytics, and SQL</w:t>
       </w:r>
     </w:p>
     <w:p>
@@ -2029,7 +2007,7 @@
           <w:szCs w:val="18"/>
           <w:lang w:val="en-PH"/>
         </w:rPr>
-        <w:t xml:space="preserve">Learning Python-based data analysis, machine learning, and data visualization </w:t>
+        <w:t>Working through weekly assignments and a final project in the September-December 2026 cohort</w:t>
       </w:r>
     </w:p>
     <w:p>
@@ -2088,44 +2066,16 @@
           <w:szCs w:val="22"/>
         </w:rPr>
       </w:pPr>
+      <w:proofErr w:type="spellStart"/>
+      <w:proofErr w:type="spellEnd"/>
+      <w:proofErr w:type="spellStart"/>
+      <w:proofErr w:type="spellEnd"/>
       <w:r>
         <w:rPr>
           <w:rFonts w:ascii="Garamond" w:hAnsi="Garamond"/>
           <w:sz w:val="19"/>
         </w:rPr>
-        <w:t xml:space="preserve">Python; C; C++; JavaScript; TypeScript; React; Next.js; HTML/CSS; </w:t>
-      </w:r>
-      <w:proofErr w:type="spellStart"/>
-      <w:r>
-        <w:rPr>
-          <w:rFonts w:ascii="Garamond" w:hAnsi="Garamond"/>
-          <w:sz w:val="19"/>
-        </w:rPr>
-        <w:t>Streamlit</w:t>
-      </w:r>
-      <w:proofErr w:type="spellEnd"/>
-      <w:r>
-        <w:rPr>
-          <w:rFonts w:ascii="Garamond" w:hAnsi="Garamond"/>
-          <w:sz w:val="19"/>
-        </w:rPr>
-        <w:t xml:space="preserve">; Pandas; NumPy; Plotly; Godot; </w:t>
-      </w:r>
-      <w:proofErr w:type="spellStart"/>
-      <w:r>
-        <w:rPr>
-          <w:rFonts w:ascii="Garamond" w:hAnsi="Garamond"/>
-          <w:sz w:val="19"/>
-        </w:rPr>
-        <w:t>GDScript</w:t>
-      </w:r>
-      <w:proofErr w:type="spellEnd"/>
-      <w:r>
-        <w:rPr>
-          <w:rFonts w:ascii="Garamond" w:hAnsi="Garamond"/>
-          <w:sz w:val="19"/>
-        </w:rPr>
-        <w:t>; Chrome Extensions; Git/GitHub; Microsoft Excel</w:t>
+        <w:t>Python; C; C++; JavaScript; TypeScript; React; React Native; Next.js; HTML/CSS; Streamlit; Pandas; NumPy; Plotly; Godot; GDScript; Expo; SQLite; SQL; GeoJSON; Git/GitHub; Microsoft Excel</w:t>
       </w:r>
     </w:p>
     <w:p/>
